--- a/01_documentation/George Cooke - Theatre Booking Documentation.docx
+++ b/01_documentation/George Cooke - Theatre Booking Documentation.docx
@@ -25,79 +25,32 @@
           <w:sz w:val="96"/>
           <w:szCs w:val="96"/>
         </w:rPr>
-        <w:t xml:space="preserve">Airline Booking </w:t>
-      </w:r>
-      <w:r>
-        <w:rPr>
-          <w:b/>
-          <w:bCs/>
-          <w:sz w:val="96"/>
-          <w:szCs w:val="96"/>
-        </w:rPr>
-        <w:t>System</w:t>
-      </w:r>
-    </w:p>
-    <w:p>
-      <w:pPr>
-        <w:spacing w:after="0" w:line="216" w:lineRule="auto"/>
-        <w:rPr>
-          <w:b/>
-          <w:bCs/>
+        <w:t>Airline Booking System</w:t>
+      </w:r>
+    </w:p>
+    <w:p>
+      <w:pPr>
+        <w:rPr>
           <w:sz w:val="2"/>
           <w:szCs w:val="2"/>
         </w:rPr>
       </w:pPr>
-    </w:p>
-    <w:p>
-      <w:pPr>
-        <w:spacing w:after="0" w:line="216" w:lineRule="auto"/>
-        <w:rPr>
-          <w:b/>
-          <w:bCs/>
+      <w:r>
+        <w:rPr>
+          <w:noProof/>
           <w:sz w:val="2"/>
           <w:szCs w:val="2"/>
-        </w:rPr>
-      </w:pPr>
-    </w:p>
-    <w:p>
-      <w:pPr>
-        <w:spacing w:after="0" w:line="216" w:lineRule="auto"/>
-        <w:rPr>
-          <w:b/>
-          <w:bCs/>
-          <w:sz w:val="2"/>
-          <w:szCs w:val="2"/>
-        </w:rPr>
-      </w:pPr>
-    </w:p>
-    <w:p>
-      <w:pPr>
-        <w:spacing w:after="0" w:line="216" w:lineRule="auto"/>
-        <w:rPr>
-          <w:b/>
-          <w:bCs/>
-          <w:sz w:val="2"/>
-          <w:szCs w:val="2"/>
-        </w:rPr>
-      </w:pPr>
-      <w:r>
-        <w:rPr>
-          <w:b/>
-          <w:bCs/>
-          <w:noProof/>
-          <w:sz w:val="96"/>
-          <w:szCs w:val="96"/>
         </w:rPr>
         <mc:AlternateContent>
           <mc:Choice Requires="wps">
             <w:drawing>
-              <wp:anchor distT="0" distB="0" distL="114300" distR="114300" simplePos="0" relativeHeight="251658240" behindDoc="0" locked="0" layoutInCell="1" allowOverlap="1" wp14:anchorId="44D98396" wp14:editId="0A32F8A0">
+              <wp:anchor distT="0" distB="0" distL="114300" distR="114300" simplePos="0" relativeHeight="251658240" behindDoc="0" locked="0" layoutInCell="1" allowOverlap="1" wp14:anchorId="44D98396" wp14:editId="7D780A4E">
                 <wp:simplePos x="0" y="0"/>
                 <wp:positionH relativeFrom="column">
                   <wp:posOffset>-19050</wp:posOffset>
                 </wp:positionH>
                 <wp:positionV relativeFrom="paragraph">
-                  <wp:posOffset>26670</wp:posOffset>
+                  <wp:posOffset>57785</wp:posOffset>
                 </wp:positionV>
                 <wp:extent cx="4714875" cy="0"/>
                 <wp:effectExtent l="0" t="0" r="0" b="0"/>
@@ -146,7 +99,7 @@
           </mc:Choice>
           <mc:Fallback>
             <w:pict>
-              <v:line w14:anchorId="666ABFED" id="Straight Connector 1" o:spid="_x0000_s1026" style="position:absolute;z-index:251658240;visibility:visible;mso-wrap-style:square;mso-width-percent:0;mso-height-percent:0;mso-wrap-distance-left:9pt;mso-wrap-distance-top:0;mso-wrap-distance-right:9pt;mso-wrap-distance-bottom:0;mso-position-horizontal:absolute;mso-position-horizontal-relative:text;mso-position-vertical:absolute;mso-position-vertical-relative:text;mso-width-percent:0;mso-height-percent:0;mso-width-relative:margin;mso-height-relative:margin" from="-1.5pt,2.1pt" to="369.75pt,2.1pt" o:gfxdata="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" strokecolor="#156082 [3204]" strokeweight="2pt">
+              <v:line w14:anchorId="39D21844" id="Straight Connector 1" o:spid="_x0000_s1026" style="position:absolute;z-index:251658240;visibility:visible;mso-wrap-style:square;mso-width-percent:0;mso-height-percent:0;mso-wrap-distance-left:9pt;mso-wrap-distance-top:0;mso-wrap-distance-right:9pt;mso-wrap-distance-bottom:0;mso-position-horizontal:absolute;mso-position-horizontal-relative:text;mso-position-vertical:absolute;mso-position-vertical-relative:text;mso-width-percent:0;mso-height-percent:0;mso-width-relative:margin;mso-height-relative:margin" from="-1.5pt,4.55pt" to="369.75pt,4.55pt" o:gfxdata="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" strokecolor="#156082 [3204]" strokeweight="2pt">
                 <v:stroke joinstyle="miter"/>
               </v:line>
             </w:pict>
@@ -160,21 +113,21 @@
         <w:rPr>
           <w:b/>
           <w:bCs/>
-          <w:sz w:val="2"/>
-          <w:szCs w:val="2"/>
-        </w:rPr>
-      </w:pPr>
-    </w:p>
-    <w:p>
-      <w:pPr>
-        <w:spacing w:after="0" w:line="216" w:lineRule="auto"/>
+          <w:color w:val="156082" w:themeColor="accent1"/>
+          <w:sz w:val="52"/>
+          <w:szCs w:val="52"/>
+        </w:rPr>
+      </w:pPr>
+      <w:r>
         <w:rPr>
           <w:b/>
           <w:bCs/>
-          <w:sz w:val="2"/>
-          <w:szCs w:val="2"/>
-        </w:rPr>
-      </w:pPr>
+          <w:color w:val="156082" w:themeColor="accent1"/>
+          <w:sz w:val="52"/>
+          <w:szCs w:val="52"/>
+        </w:rPr>
+        <w:t>George Cooke</w:t>
+      </w:r>
     </w:p>
     <w:p>
       <w:pPr>
@@ -182,61 +135,38 @@
         <w:rPr>
           <w:b/>
           <w:bCs/>
-          <w:sz w:val="2"/>
-          <w:szCs w:val="2"/>
-        </w:rPr>
-      </w:pPr>
-    </w:p>
-    <w:p>
-      <w:pPr>
-        <w:spacing w:after="0" w:line="216" w:lineRule="auto"/>
+          <w:color w:val="156082" w:themeColor="accent1"/>
+          <w:sz w:val="52"/>
+          <w:szCs w:val="52"/>
+        </w:rPr>
+      </w:pPr>
+      <w:r>
         <w:rPr>
           <w:b/>
-          <w:color w:val="215E99" w:themeColor="text2" w:themeTint="BF"/>
-          <w:sz w:val="72"/>
-          <w:szCs w:val="72"/>
-        </w:rPr>
-      </w:pPr>
+          <w:bCs/>
+          <w:color w:val="156082" w:themeColor="accent1"/>
+          <w:sz w:val="52"/>
+          <w:szCs w:val="52"/>
+        </w:rPr>
+        <w:t>202</w:t>
+      </w:r>
       <w:r>
         <w:rPr>
           <w:b/>
-          <w:color w:val="215E99" w:themeColor="text2" w:themeTint="BF"/>
-          <w:sz w:val="72"/>
-          <w:szCs w:val="72"/>
-        </w:rPr>
-        <w:t>George Cooke</w:t>
-      </w:r>
-    </w:p>
-    <w:p>
-      <w:pPr>
-        <w:spacing w:after="0"/>
-        <w:rPr>
-          <w:color w:val="215E99" w:themeColor="text2" w:themeTint="BF"/>
-          <w:sz w:val="72"/>
-          <w:szCs w:val="72"/>
-        </w:rPr>
-      </w:pPr>
-      <w:r>
-        <w:rPr>
-          <w:color w:val="215E99" w:themeColor="text2" w:themeTint="BF"/>
-          <w:sz w:val="72"/>
-          <w:szCs w:val="72"/>
-        </w:rPr>
-        <w:t>202</w:t>
-      </w:r>
-      <w:r>
-        <w:rPr>
-          <w:color w:val="215E99" w:themeColor="text2" w:themeTint="BF"/>
-          <w:sz w:val="72"/>
-          <w:szCs w:val="72"/>
+          <w:bCs/>
+          <w:color w:val="156082" w:themeColor="accent1"/>
+          <w:sz w:val="52"/>
+          <w:szCs w:val="52"/>
         </w:rPr>
         <w:t>6</w:t>
       </w:r>
       <w:r>
         <w:rPr>
-          <w:color w:val="215E99" w:themeColor="text2" w:themeTint="BF"/>
-          <w:sz w:val="72"/>
-          <w:szCs w:val="72"/>
+          <w:b/>
+          <w:bCs/>
+          <w:color w:val="156082" w:themeColor="accent1"/>
+          <w:sz w:val="52"/>
+          <w:szCs w:val="52"/>
         </w:rPr>
         <w:t>/27</w:t>
       </w:r>
@@ -268,6 +198,36 @@
       <w:r>
         <w:tab/>
         <w:t>Page 3</w:t>
+      </w:r>
+    </w:p>
+    <w:p>
+      <w:pPr>
+        <w:pStyle w:val="NoSpacing"/>
+        <w:tabs>
+          <w:tab w:val="left" w:leader="dot" w:pos="7938"/>
+        </w:tabs>
+      </w:pPr>
+      <w:r>
+        <w:t>Meet The Client</w:t>
+      </w:r>
+      <w:r>
+        <w:tab/>
+        <w:t>Page 4</w:t>
+      </w:r>
+    </w:p>
+    <w:p>
+      <w:pPr>
+        <w:pStyle w:val="NoSpacing"/>
+        <w:tabs>
+          <w:tab w:val="left" w:leader="dot" w:pos="7938"/>
+        </w:tabs>
+      </w:pPr>
+      <w:r>
+        <w:t>The Client Brief</w:t>
+      </w:r>
+      <w:r>
+        <w:tab/>
+        <w:t>Page 6</w:t>
       </w:r>
     </w:p>
     <w:p>
@@ -1440,11 +1400,808 @@
         <w:t>Introduction</w:t>
       </w:r>
     </w:p>
+    <w:p>
+      <w:r>
+        <w:t xml:space="preserve">For my coursework, I have elected to build a booking system for a fictional airline. </w:t>
+      </w:r>
+      <w:r>
+        <w:t xml:space="preserve">The system should enable admin users to create flights that can be booked on to and then allow guest users to book on to them. Clearly, this is a very </w:t>
+      </w:r>
+      <w:r>
+        <w:t>high-level overview of the system and I hope that through reading through this documentation you will get an idea of the level of depth of thought that I have put into this project.</w:t>
+      </w:r>
+    </w:p>
+    <w:p>
+      <w:r>
+        <w:tab/>
+        <w:t>Going into my coursework, I was tempted to take the easy route.</w:t>
+      </w:r>
+      <w:r>
+        <w:t xml:space="preserve"> </w:t>
+      </w:r>
+      <w:r>
+        <w:t>I thought that it would be best for me to take the route to simple and guaranteed marks with a to-do list tracker that I am confident would be within my gift.</w:t>
+      </w:r>
+      <w:r>
+        <w:t xml:space="preserve"> The only way that this would have pushed me in any way would have been in the automatic printing of the day’s itinerary at the beginning of each day. Having consulted with my teacher, we agreed that this was beneath me</w:t>
+      </w:r>
+      <w:r>
+        <w:t>.</w:t>
+      </w:r>
+    </w:p>
+    <w:p>
+      <w:r>
+        <w:tab/>
+        <w:t xml:space="preserve">Moving on from this, I had to put a great deal of though into </w:t>
+      </w:r>
+      <w:r>
+        <w:t xml:space="preserve">finding a project that was sufficiently advanced and captivating while </w:t>
+      </w:r>
+      <w:r>
+        <w:t>remaining</w:t>
+      </w:r>
+      <w:r>
+        <w:t xml:space="preserve"> within what I could feasibly do with the time I have. I have had a certain affinity for the aviation industry for almost five years now and was certain that this would be the direction that I would want to take things in. From this, I started to think that I could build a system </w:t>
+      </w:r>
+      <w:r>
+        <w:t xml:space="preserve">to track the schedules and locations of the different aircraft and staff of an airline. This would have been interesting but largely without depth. This would come as I would have no way of interacting with the real world. This would mean that </w:t>
+      </w:r>
+      <w:r>
+        <w:t>everything</w:t>
+      </w:r>
+      <w:r>
+        <w:t xml:space="preserve"> would essentially be on rails with each aircraft being exactly where you expect it to be at each given point in time (no delays</w:t>
+      </w:r>
+      <w:r>
+        <w:t xml:space="preserve"> or unexpected maintenance requirements). If I wanted to include this level of depth, it would have to be implemented such that events would happen randomly. This had an unsavoury taste of gamifying my software that I wasn’t particularly fond of.</w:t>
+      </w:r>
+    </w:p>
+    <w:p>
+      <w:r>
+        <w:tab/>
+        <w:t xml:space="preserve">Hoping to stick with the aviation theme, I then moved on to thinking about making the booking system for an airline. This </w:t>
+      </w:r>
+      <w:r>
+        <w:t xml:space="preserve">is still a large project with my having to implement a detailed relational database structure for bookings and how to schedule repeating flights </w:t>
+      </w:r>
+      <w:r>
+        <w:t>efficiently. It would also give sufficient opportunity for addi</w:t>
+      </w:r>
+      <w:r>
+        <w:t xml:space="preserve">tional developments with surge pricing and advanced route searches. I hope that this project will push me in a way that not only demonstrates the extent of my ability </w:t>
+      </w:r>
+      <w:r>
+        <w:t>for a fair grade that represents me but also to push and develop that ability.</w:t>
+      </w:r>
+    </w:p>
+    <w:p>
+      <w:r>
+        <w:tab/>
+        <w:t xml:space="preserve">With this idea, I was initially planning to build </w:t>
+      </w:r>
+      <w:r>
+        <w:t xml:space="preserve">a booking system for British Airways (my dream airline to work for). I was then forced to reconsider this on the fact that British Airways already has a </w:t>
+      </w:r>
+      <w:r>
+        <w:t xml:space="preserve">website for this exact function. This would force me to be constrained by their design methodologies and take excessive inspiration from them. In effect, </w:t>
+      </w:r>
+      <w:r>
+        <w:t>all</w:t>
+      </w:r>
+      <w:r>
+        <w:t xml:space="preserve"> </w:t>
+      </w:r>
+      <w:r>
+        <w:t xml:space="preserve">of </w:t>
+      </w:r>
+      <w:r>
+        <w:t xml:space="preserve">my designs would be done for me </w:t>
+      </w:r>
+      <w:r>
+        <w:t xml:space="preserve">with all the work left for me to do being screenshotting the existing website. This is not the direction that I want to take my project </w:t>
+      </w:r>
+      <w:r>
+        <w:t>in,</w:t>
+      </w:r>
+      <w:r>
+        <w:t xml:space="preserve"> so I have elected to make my website for a fictional airline that I used to fly for in my flight simulator: Infinity Airways. This is a </w:t>
+      </w:r>
+      <w:r>
+        <w:t xml:space="preserve">great middle ground where I don’t have to come up with a completely new brand </w:t>
+      </w:r>
+      <w:r>
+        <w:t xml:space="preserve">identity </w:t>
+      </w:r>
+      <w:r>
+        <w:t xml:space="preserve">and I am presented with an existing colour palette but I still have free reign with the direction I want to take the project in. I believe that this is </w:t>
+      </w:r>
+      <w:r>
+        <w:t>reminiscent</w:t>
+      </w:r>
+      <w:r>
+        <w:t xml:space="preserve"> of the situation I would be presented with should I go into software development as a career; clients may already have an established brand identity </w:t>
+      </w:r>
+      <w:r>
+        <w:t>but I will still have to do the heavy lifting in the design department.</w:t>
+      </w:r>
+      <w:r>
+        <w:t xml:space="preserve"> Another benefit of this is that there are a large number of free liveries for my flight simulator that I will be able to use to take screenshots for the website.</w:t>
+      </w:r>
+    </w:p>
+    <w:p>
+      <w:r>
+        <w:br w:type="page"/>
+      </w:r>
+    </w:p>
+    <w:p>
+      <w:pPr>
+        <w:pStyle w:val="Heading1"/>
+      </w:pPr>
+      <w:r>
+        <w:rPr>
+          <w:noProof/>
+        </w:rPr>
+        <w:lastRenderedPageBreak/>
+        <w:drawing>
+          <wp:anchor distT="0" distB="0" distL="114300" distR="114300" simplePos="0" relativeHeight="251659264" behindDoc="1" locked="0" layoutInCell="1" allowOverlap="1" wp14:anchorId="42C1A7F6" wp14:editId="706BB539">
+            <wp:simplePos x="0" y="0"/>
+            <wp:positionH relativeFrom="margin">
+              <wp:align>right</wp:align>
+            </wp:positionH>
+            <wp:positionV relativeFrom="paragraph">
+              <wp:posOffset>7620</wp:posOffset>
+            </wp:positionV>
+            <wp:extent cx="2026920" cy="1047115"/>
+            <wp:effectExtent l="0" t="0" r="0" b="635"/>
+            <wp:wrapTight wrapText="bothSides">
+              <wp:wrapPolygon edited="0">
+                <wp:start x="5481" y="393"/>
+                <wp:lineTo x="4263" y="2358"/>
+                <wp:lineTo x="3045" y="5502"/>
+                <wp:lineTo x="3045" y="9431"/>
+                <wp:lineTo x="4669" y="13754"/>
+                <wp:lineTo x="406" y="14933"/>
+                <wp:lineTo x="406" y="19648"/>
+                <wp:lineTo x="6902" y="21220"/>
+                <wp:lineTo x="16850" y="21220"/>
+                <wp:lineTo x="21113" y="19648"/>
+                <wp:lineTo x="21113" y="16898"/>
+                <wp:lineTo x="13398" y="13754"/>
+                <wp:lineTo x="14211" y="13754"/>
+                <wp:lineTo x="16038" y="9038"/>
+                <wp:lineTo x="16241" y="6287"/>
+                <wp:lineTo x="14617" y="1965"/>
+                <wp:lineTo x="13602" y="393"/>
+                <wp:lineTo x="5481" y="393"/>
+              </wp:wrapPolygon>
+            </wp:wrapTight>
+            <wp:docPr id="1846145719" name="Picture 2"/>
+            <wp:cNvGraphicFramePr>
+              <a:graphicFrameLocks xmlns:a="http://schemas.openxmlformats.org/drawingml/2006/main" noChangeAspect="1"/>
+            </wp:cNvGraphicFramePr>
+            <a:graphic xmlns:a="http://schemas.openxmlformats.org/drawingml/2006/main">
+              <a:graphicData uri="http://schemas.openxmlformats.org/drawingml/2006/picture">
+                <pic:pic xmlns:pic="http://schemas.openxmlformats.org/drawingml/2006/picture">
+                  <pic:nvPicPr>
+                    <pic:cNvPr id="0" name="Picture 2"/>
+                    <pic:cNvPicPr>
+                      <a:picLocks noChangeAspect="1" noChangeArrowheads="1"/>
+                    </pic:cNvPicPr>
+                  </pic:nvPicPr>
+                  <pic:blipFill>
+                    <a:blip r:embed="rId8">
+                      <a:extLst>
+                        <a:ext uri="{28A0092B-C50C-407E-A947-70E740481C1C}">
+                          <a14:useLocalDpi xmlns:a14="http://schemas.microsoft.com/office/drawing/2010/main" val="0"/>
+                        </a:ext>
+                      </a:extLst>
+                    </a:blip>
+                    <a:srcRect/>
+                    <a:stretch>
+                      <a:fillRect/>
+                    </a:stretch>
+                  </pic:blipFill>
+                  <pic:spPr bwMode="auto">
+                    <a:xfrm>
+                      <a:off x="0" y="0"/>
+                      <a:ext cx="2026920" cy="1047115"/>
+                    </a:xfrm>
+                    <a:prstGeom prst="rect">
+                      <a:avLst/>
+                    </a:prstGeom>
+                    <a:noFill/>
+                    <a:ln>
+                      <a:noFill/>
+                    </a:ln>
+                  </pic:spPr>
+                </pic:pic>
+              </a:graphicData>
+            </a:graphic>
+            <wp14:sizeRelH relativeFrom="page">
+              <wp14:pctWidth>0</wp14:pctWidth>
+            </wp14:sizeRelH>
+            <wp14:sizeRelV relativeFrom="page">
+              <wp14:pctHeight>0</wp14:pctHeight>
+            </wp14:sizeRelV>
+          </wp:anchor>
+        </w:drawing>
+      </w:r>
+      <w:r>
+        <w:t>Meet The Client</w:t>
+      </w:r>
+    </w:p>
+    <w:p>
+      <w:r>
+        <w:t xml:space="preserve">Infinity Airways is a </w:t>
+      </w:r>
+      <w:r>
+        <w:t>brand-new</w:t>
+      </w:r>
+      <w:r>
+        <w:t xml:space="preserve"> airline that has received a large investment </w:t>
+      </w:r>
+      <w:r>
+        <w:t>to start up. It is expecting to scale quickly and run a large number of flights from its launch.</w:t>
+      </w:r>
+      <w:r>
+        <w:t xml:space="preserve"> It is a luxury airline targeting the segment of the market in between </w:t>
+      </w:r>
+      <w:r>
+        <w:t>airlines and private aircraft ownership / charter.</w:t>
+      </w:r>
+    </w:p>
+    <w:p>
+      <w:r>
+        <w:tab/>
+        <w:t xml:space="preserve">Infinity Airway differentiates itself through their incredible attention to detail </w:t>
+      </w:r>
+      <w:r>
+        <w:t xml:space="preserve">and sense of luxury at a price that rivals other high-end airlines. </w:t>
+      </w:r>
+      <w:r>
+        <w:t>In this vein, each customer is referred to as a ‘guest’ and has an assigned personal support representative.</w:t>
+      </w:r>
+    </w:p>
+    <w:p>
+      <w:r>
+        <w:tab/>
+        <w:t xml:space="preserve">Despite the incredible luxury of the airline, it does not make this a main selling point. This serves more as </w:t>
+      </w:r>
+      <w:r>
+        <w:t xml:space="preserve">a given with focus instead being placed on the destination. Infinity Airways sees itself as a facilitator of incredible experiences and </w:t>
+      </w:r>
+      <w:r>
+        <w:t xml:space="preserve">time away as it respects that its clientele will likely have limited spare time available for holidays. </w:t>
+      </w:r>
+      <w:r>
+        <w:t xml:space="preserve">Most branding for the airline is focused on the streamlined nature of the airline </w:t>
+      </w:r>
+      <w:r>
+        <w:t>and the trust that you can place in it.</w:t>
+      </w:r>
+    </w:p>
+    <w:p>
+      <w:r>
+        <w:tab/>
+        <w:t xml:space="preserve">While the airline focuses it’s advertising on holiday destinations, it also servers a number of business hubs in North America, The UAE, Asia, and Europe. While these are not advertised as extensively as other routes, Infinity Airways expects flights to be </w:t>
+      </w:r>
+      <w:r>
+        <w:t>in high demand</w:t>
+      </w:r>
+      <w:r>
+        <w:t xml:space="preserve"> as guests of </w:t>
+      </w:r>
+      <w:r>
+        <w:t>holiday flights are impressed by the reliability and understated luxury of the airline</w:t>
+      </w:r>
+      <w:r>
+        <w:t xml:space="preserve"> and</w:t>
+      </w:r>
+      <w:r>
+        <w:t xml:space="preserve"> elect to use them for their business trips too.</w:t>
+      </w:r>
+    </w:p>
+    <w:p>
+      <w:r>
+        <w:tab/>
+        <w:t xml:space="preserve">With its limited advertising focusing on luxury, Infinity Airways runs the risk of blending in with other airlines that serve the same destinations for a lower price. As such, the airline expects to be more for “those who know” in </w:t>
+      </w:r>
+      <w:r>
+        <w:t>high paying and executive business roles. As such, it will draw elements from private golf club memberships and other exclusive entities</w:t>
+      </w:r>
+      <w:r>
+        <w:t>. This will likely be given attention in the branding of the airline.</w:t>
+      </w:r>
+    </w:p>
+    <w:p>
+      <w:r>
+        <w:tab/>
+        <w:t xml:space="preserve">Finally, the airline has taken note of growing distaste towards the over commercialisation of air travel with extortionate </w:t>
+      </w:r>
+      <w:r>
+        <w:t>credit cards and the collection of meaningless points. As such, guests do not collect “miles” or any equivalent. While this may seem strange in the current climate</w:t>
+      </w:r>
+      <w:r>
+        <w:t xml:space="preserve"> that focuses on savings with ever growing costs of living</w:t>
+      </w:r>
+      <w:r>
+        <w:t>, this is presented as a positive in the branding of the airline.</w:t>
+      </w:r>
+    </w:p>
     <w:p/>
     <w:p>
       <w:pPr>
+        <w:pStyle w:val="Heading2"/>
+      </w:pPr>
+      <w:r>
+        <w:t>Target Audience</w:t>
+      </w:r>
+      <w:r>
+        <w:t xml:space="preserve"> Profiles</w:t>
+      </w:r>
+      <w:r>
+        <w:t>:</w:t>
+      </w:r>
+    </w:p>
+    <w:tbl>
+      <w:tblPr>
+        <w:tblStyle w:val="TableGrid"/>
+        <w:tblW w:w="0" w:type="auto"/>
+        <w:tblLook w:val="04A0" w:firstRow="1" w:lastRow="0" w:firstColumn="1" w:lastColumn="0" w:noHBand="0" w:noVBand="1"/>
+      </w:tblPr>
+      <w:tblGrid>
+        <w:gridCol w:w="4794"/>
+        <w:gridCol w:w="4232"/>
+      </w:tblGrid>
+      <w:tr>
+        <w:trPr>
+          <w:trHeight w:val="980"/>
+        </w:trPr>
+        <w:tc>
+          <w:tcPr>
+            <w:tcW w:w="4794" w:type="dxa"/>
+            <w:tcBorders>
+              <w:top w:val="nil"/>
+              <w:left w:val="nil"/>
+              <w:bottom w:val="nil"/>
+              <w:right w:val="nil"/>
+            </w:tcBorders>
+            <w:shd w:val="clear" w:color="auto" w:fill="D1D1D1" w:themeFill="background2" w:themeFillShade="E6"/>
+            <w:vAlign w:val="center"/>
+          </w:tcPr>
+          <w:p>
+            <w:pPr>
+              <w:jc w:val="center"/>
+              <w:rPr>
+                <w:b/>
+                <w:bCs/>
+                <w:sz w:val="28"/>
+                <w:szCs w:val="28"/>
+              </w:rPr>
+            </w:pPr>
+            <w:r>
+              <w:rPr>
+                <w:b/>
+                <w:bCs/>
+                <w:sz w:val="48"/>
+                <w:szCs w:val="48"/>
+              </w:rPr>
+              <w:t>Person #1</w:t>
+            </w:r>
+          </w:p>
+        </w:tc>
+        <w:tc>
+          <w:tcPr>
+            <w:tcW w:w="4232" w:type="dxa"/>
+            <w:tcBorders>
+              <w:top w:val="nil"/>
+              <w:left w:val="nil"/>
+              <w:bottom w:val="nil"/>
+              <w:right w:val="nil"/>
+            </w:tcBorders>
+            <w:shd w:val="clear" w:color="auto" w:fill="D1D1D1" w:themeFill="background2" w:themeFillShade="E6"/>
+            <w:vAlign w:val="center"/>
+          </w:tcPr>
+          <w:p>
+            <w:r>
+              <w:rPr>
+                <w:b/>
+                <w:bCs/>
+              </w:rPr>
+              <w:t xml:space="preserve">Income: </w:t>
+            </w:r>
+            <w:r>
+              <w:t>£150,000</w:t>
+            </w:r>
+          </w:p>
+          <w:p>
+            <w:r>
+              <w:rPr>
+                <w:b/>
+                <w:bCs/>
+              </w:rPr>
+              <w:t xml:space="preserve">Age: </w:t>
+            </w:r>
+            <w:r>
+              <w:t>58</w:t>
+            </w:r>
+          </w:p>
+          <w:p>
+            <w:r>
+              <w:rPr>
+                <w:b/>
+                <w:bCs/>
+              </w:rPr>
+              <w:t xml:space="preserve">Profession: </w:t>
+            </w:r>
+            <w:r>
+              <w:t>Banking</w:t>
+            </w:r>
+          </w:p>
+        </w:tc>
+      </w:tr>
+      <w:tr>
+        <w:tc>
+          <w:tcPr>
+            <w:tcW w:w="9026" w:type="dxa"/>
+            <w:gridSpan w:val="2"/>
+            <w:tcBorders>
+              <w:top w:val="nil"/>
+              <w:left w:val="nil"/>
+              <w:bottom w:val="nil"/>
+              <w:right w:val="nil"/>
+            </w:tcBorders>
+            <w:shd w:val="clear" w:color="auto" w:fill="D1D1D1" w:themeFill="background2" w:themeFillShade="E6"/>
+          </w:tcPr>
+          <w:p>
+            <w:pPr>
+              <w:rPr>
+                <w:b/>
+                <w:bCs/>
+              </w:rPr>
+            </w:pPr>
+            <w:r>
+              <w:t>This individual has a stressful schedule that can be hard to manage at times. The get a limited number of days off each year and is taking an extended weekend away in a tropical location for a holiday. They will likely work on their trip</w:t>
+            </w:r>
+            <w:r>
+              <w:t>.</w:t>
+            </w:r>
+            <w:r>
+              <w:t xml:space="preserve"> They will likely buy an economy seat.</w:t>
+            </w:r>
+          </w:p>
+        </w:tc>
+      </w:tr>
+    </w:tbl>
+    <w:p/>
+    <w:tbl>
+      <w:tblPr>
+        <w:tblStyle w:val="TableGrid"/>
+        <w:tblW w:w="0" w:type="auto"/>
+        <w:tblLook w:val="04A0" w:firstRow="1" w:lastRow="0" w:firstColumn="1" w:lastColumn="0" w:noHBand="0" w:noVBand="1"/>
+      </w:tblPr>
+      <w:tblGrid>
+        <w:gridCol w:w="4794"/>
+        <w:gridCol w:w="4232"/>
+      </w:tblGrid>
+      <w:tr>
+        <w:trPr>
+          <w:trHeight w:val="980"/>
+        </w:trPr>
+        <w:tc>
+          <w:tcPr>
+            <w:tcW w:w="4794" w:type="dxa"/>
+            <w:tcBorders>
+              <w:top w:val="nil"/>
+              <w:left w:val="nil"/>
+              <w:bottom w:val="nil"/>
+              <w:right w:val="nil"/>
+            </w:tcBorders>
+            <w:shd w:val="clear" w:color="auto" w:fill="D1D1D1" w:themeFill="background2" w:themeFillShade="E6"/>
+            <w:vAlign w:val="center"/>
+          </w:tcPr>
+          <w:p>
+            <w:pPr>
+              <w:jc w:val="center"/>
+              <w:rPr>
+                <w:b/>
+                <w:bCs/>
+                <w:sz w:val="28"/>
+                <w:szCs w:val="28"/>
+              </w:rPr>
+            </w:pPr>
+            <w:r>
+              <w:rPr>
+                <w:b/>
+                <w:bCs/>
+                <w:sz w:val="48"/>
+                <w:szCs w:val="48"/>
+              </w:rPr>
+              <w:t>Person #</w:t>
+            </w:r>
+            <w:r>
+              <w:rPr>
+                <w:b/>
+                <w:bCs/>
+                <w:sz w:val="48"/>
+                <w:szCs w:val="48"/>
+              </w:rPr>
+              <w:t>2</w:t>
+            </w:r>
+          </w:p>
+        </w:tc>
+        <w:tc>
+          <w:tcPr>
+            <w:tcW w:w="4232" w:type="dxa"/>
+            <w:tcBorders>
+              <w:top w:val="nil"/>
+              <w:left w:val="nil"/>
+              <w:bottom w:val="nil"/>
+              <w:right w:val="nil"/>
+            </w:tcBorders>
+            <w:shd w:val="clear" w:color="auto" w:fill="D1D1D1" w:themeFill="background2" w:themeFillShade="E6"/>
+            <w:vAlign w:val="center"/>
+          </w:tcPr>
+          <w:p>
+            <w:r>
+              <w:rPr>
+                <w:b/>
+                <w:bCs/>
+              </w:rPr>
+              <w:t xml:space="preserve">Age: </w:t>
+            </w:r>
+            <w:r>
+              <w:t>28</w:t>
+            </w:r>
+          </w:p>
+          <w:p>
+            <w:r>
+              <w:rPr>
+                <w:b/>
+                <w:bCs/>
+              </w:rPr>
+              <w:t xml:space="preserve">Profession: </w:t>
+            </w:r>
+            <w:r>
+              <w:t>Early</w:t>
+            </w:r>
+            <w:r>
+              <w:rPr>
+                <w:b/>
+                <w:bCs/>
+              </w:rPr>
+              <w:t xml:space="preserve"> </w:t>
+            </w:r>
+            <w:r>
+              <w:t>Retired</w:t>
+            </w:r>
+          </w:p>
+        </w:tc>
+      </w:tr>
+      <w:tr>
+        <w:tc>
+          <w:tcPr>
+            <w:tcW w:w="9026" w:type="dxa"/>
+            <w:gridSpan w:val="2"/>
+            <w:tcBorders>
+              <w:top w:val="nil"/>
+              <w:left w:val="nil"/>
+              <w:bottom w:val="nil"/>
+              <w:right w:val="nil"/>
+            </w:tcBorders>
+            <w:shd w:val="clear" w:color="auto" w:fill="D1D1D1" w:themeFill="background2" w:themeFillShade="E6"/>
+          </w:tcPr>
+          <w:p>
+            <w:pPr>
+              <w:rPr>
+                <w:b/>
+                <w:bCs/>
+              </w:rPr>
+            </w:pPr>
+            <w:r>
+              <w:t xml:space="preserve">This individual </w:t>
+            </w:r>
+            <w:r>
+              <w:t xml:space="preserve">made their fortune having sold their startup </w:t>
+            </w:r>
+            <w:r>
+              <w:t>and is looking for a fun time full of excitement/adventure.</w:t>
+            </w:r>
+            <w:r>
+              <w:t xml:space="preserve"> Frequently charters </w:t>
+            </w:r>
+            <w:r>
+              <w:t>for larger groups but is travelling on own on this occasion.</w:t>
+            </w:r>
+            <w:r>
+              <w:t xml:space="preserve"> They will likely buy a </w:t>
+            </w:r>
+            <w:r>
+              <w:t>first-class</w:t>
+            </w:r>
+            <w:r>
+              <w:t xml:space="preserve"> seat.</w:t>
+            </w:r>
+          </w:p>
+        </w:tc>
+      </w:tr>
+    </w:tbl>
+    <w:p/>
+    <w:tbl>
+      <w:tblPr>
+        <w:tblStyle w:val="TableGrid"/>
+        <w:tblW w:w="0" w:type="auto"/>
+        <w:tblLook w:val="04A0" w:firstRow="1" w:lastRow="0" w:firstColumn="1" w:lastColumn="0" w:noHBand="0" w:noVBand="1"/>
+      </w:tblPr>
+      <w:tblGrid>
+        <w:gridCol w:w="4794"/>
+        <w:gridCol w:w="4232"/>
+      </w:tblGrid>
+      <w:tr>
+        <w:trPr>
+          <w:trHeight w:val="980"/>
+        </w:trPr>
+        <w:tc>
+          <w:tcPr>
+            <w:tcW w:w="4794" w:type="dxa"/>
+            <w:tcBorders>
+              <w:top w:val="nil"/>
+              <w:left w:val="nil"/>
+              <w:bottom w:val="nil"/>
+              <w:right w:val="nil"/>
+            </w:tcBorders>
+            <w:shd w:val="clear" w:color="auto" w:fill="D1D1D1" w:themeFill="background2" w:themeFillShade="E6"/>
+            <w:vAlign w:val="center"/>
+          </w:tcPr>
+          <w:p>
+            <w:pPr>
+              <w:jc w:val="center"/>
+              <w:rPr>
+                <w:b/>
+                <w:bCs/>
+                <w:sz w:val="28"/>
+                <w:szCs w:val="28"/>
+              </w:rPr>
+            </w:pPr>
+            <w:r>
+              <w:rPr>
+                <w:b/>
+                <w:bCs/>
+                <w:sz w:val="48"/>
+                <w:szCs w:val="48"/>
+              </w:rPr>
+              <w:t>Person #</w:t>
+            </w:r>
+            <w:r>
+              <w:rPr>
+                <w:b/>
+                <w:bCs/>
+                <w:sz w:val="48"/>
+                <w:szCs w:val="48"/>
+              </w:rPr>
+              <w:t>3</w:t>
+            </w:r>
+          </w:p>
+        </w:tc>
+        <w:tc>
+          <w:tcPr>
+            <w:tcW w:w="4232" w:type="dxa"/>
+            <w:tcBorders>
+              <w:top w:val="nil"/>
+              <w:left w:val="nil"/>
+              <w:bottom w:val="nil"/>
+              <w:right w:val="nil"/>
+            </w:tcBorders>
+            <w:shd w:val="clear" w:color="auto" w:fill="D1D1D1" w:themeFill="background2" w:themeFillShade="E6"/>
+            <w:vAlign w:val="center"/>
+          </w:tcPr>
+          <w:p>
+            <w:r>
+              <w:rPr>
+                <w:b/>
+                <w:bCs/>
+              </w:rPr>
+              <w:t xml:space="preserve">Income: </w:t>
+            </w:r>
+            <w:r>
+              <w:t>£</w:t>
+            </w:r>
+            <w:r>
+              <w:t>850</w:t>
+            </w:r>
+            <w:r>
+              <w:t>,000</w:t>
+            </w:r>
+          </w:p>
+          <w:p>
+            <w:r>
+              <w:rPr>
+                <w:b/>
+                <w:bCs/>
+              </w:rPr>
+              <w:t xml:space="preserve">Age: </w:t>
+            </w:r>
+            <w:r>
+              <w:t>62</w:t>
+            </w:r>
+          </w:p>
+          <w:p>
+            <w:r>
+              <w:rPr>
+                <w:b/>
+                <w:bCs/>
+              </w:rPr>
+              <w:t xml:space="preserve">Profession: </w:t>
+            </w:r>
+            <w:r>
+              <w:t>Business Executive</w:t>
+            </w:r>
+          </w:p>
+        </w:tc>
+      </w:tr>
+      <w:tr>
+        <w:tc>
+          <w:tcPr>
+            <w:tcW w:w="9026" w:type="dxa"/>
+            <w:gridSpan w:val="2"/>
+            <w:tcBorders>
+              <w:top w:val="nil"/>
+              <w:left w:val="nil"/>
+              <w:bottom w:val="nil"/>
+              <w:right w:val="nil"/>
+            </w:tcBorders>
+            <w:shd w:val="clear" w:color="auto" w:fill="D1D1D1" w:themeFill="background2" w:themeFillShade="E6"/>
+          </w:tcPr>
+          <w:p>
+            <w:pPr>
+              <w:rPr>
+                <w:b/>
+                <w:bCs/>
+              </w:rPr>
+            </w:pPr>
+            <w:r>
+              <w:t xml:space="preserve">This individual is on a business trip from London to New York </w:t>
+            </w:r>
+            <w:r>
+              <w:t>for a convention. The</w:t>
+            </w:r>
+            <w:r>
+              <w:t xml:space="preserve"> trip is being treated as a business expense and they will likely buy a business class seat.</w:t>
+            </w:r>
+            <w:r>
+              <w:t xml:space="preserve"> They will most likely work on the plane and will prioritise minimal disruptions. They would favour a night flight so that they do not lose any daylight hours they could be working in.</w:t>
+            </w:r>
+          </w:p>
+        </w:tc>
+      </w:tr>
+    </w:tbl>
+    <w:p/>
+    <w:p>
+      <w:r>
+        <w:br w:type="page"/>
+      </w:r>
+    </w:p>
+    <w:p>
+      <w:pPr>
         <w:pStyle w:val="Heading1"/>
       </w:pPr>
+      <w:r>
+        <w:lastRenderedPageBreak/>
+        <w:t>The Client Brief</w:t>
+      </w:r>
+    </w:p>
+    <w:p>
+      <w:r>
+        <w:t xml:space="preserve">We have been tasked with the creation of a flight management and booking system for a brand new airline. </w:t>
+      </w:r>
+      <w:r>
+        <w:t>As such there is no current system from which inspiration can be taken</w:t>
+      </w:r>
+      <w:r>
+        <w:t>; all inspiration will have to be taken from other competitors within the industry.</w:t>
+      </w:r>
+    </w:p>
+    <w:p>
       <w:r>
         <w:br w:type="page"/>
       </w:r>
@@ -1462,8 +2219,6 @@
     <w:p>
       <w:pPr>
         <w:rPr>
-          <w:b/>
-          <w:bCs/>
           <w:sz w:val="56"/>
           <w:szCs w:val="56"/>
         </w:rPr>
@@ -1485,8 +2240,6 @@
     <w:p>
       <w:pPr>
         <w:rPr>
-          <w:b/>
-          <w:bCs/>
           <w:sz w:val="56"/>
           <w:szCs w:val="56"/>
         </w:rPr>
@@ -1508,8 +2261,6 @@
     <w:p>
       <w:pPr>
         <w:rPr>
-          <w:b/>
-          <w:bCs/>
           <w:sz w:val="56"/>
           <w:szCs w:val="56"/>
         </w:rPr>
@@ -1542,20 +2293,9 @@
           <w:ilvl w:val="0"/>
           <w:numId w:val="21"/>
         </w:numPr>
-        <w:rPr>
-          <w:b/>
-          <w:bCs/>
-        </w:rPr>
-      </w:pPr>
-    </w:p>
-    <w:p>
-      <w:pPr>
-        <w:rPr>
-          <w:b/>
-          <w:bCs/>
-        </w:rPr>
-      </w:pPr>
-    </w:p>
+      </w:pPr>
+    </w:p>
+    <w:p/>
     <w:p>
       <w:pPr>
         <w:pStyle w:val="Heading2"/>
@@ -1600,7 +2340,7 @@
       <w:pPr>
         <w:pStyle w:val="Heading1"/>
         <w:sectPr>
-          <w:footerReference w:type="default" r:id="rId8"/>
+          <w:footerReference w:type="default" r:id="rId9"/>
           <w:pgSz w:w="11906" w:h="16838"/>
           <w:pgMar w:top="1440" w:right="1440" w:bottom="1440" w:left="1440" w:header="708" w:footer="708" w:gutter="0"/>
           <w:cols w:space="708"/>
@@ -1655,7 +2395,6 @@
     </w:p>
     <w:p>
       <w:pPr>
-        <w:ind w:firstLine="720"/>
         <w:rPr>
           <w:noProof/>
         </w:rPr>
@@ -1664,8 +2403,6 @@
     <w:p>
       <w:pPr>
         <w:rPr>
-          <w:b/>
-          <w:bCs/>
           <w:noProof/>
           <w:sz w:val="56"/>
           <w:szCs w:val="56"/>
@@ -1742,22 +2479,8 @@
         <w:t>ERD:</w:t>
       </w:r>
     </w:p>
-    <w:p>
-      <w:pPr>
-        <w:rPr>
-          <w:b/>
-          <w:bCs/>
-        </w:rPr>
-      </w:pPr>
-    </w:p>
-    <w:p>
-      <w:pPr>
-        <w:rPr>
-          <w:b/>
-          <w:bCs/>
-        </w:rPr>
-      </w:pPr>
-    </w:p>
+    <w:p/>
+    <w:p/>
     <w:p>
       <w:pPr>
         <w:pStyle w:val="Heading3"/>
@@ -1768,12 +2491,6 @@
     </w:p>
     <w:p/>
     <w:p>
-      <w:pPr>
-        <w:rPr>
-          <w:b/>
-          <w:bCs/>
-        </w:rPr>
-      </w:pPr>
       <w:r>
         <w:br w:type="page"/>
       </w:r>
@@ -1794,10 +2511,6 @@
     <w:p/>
     <w:p>
       <w:pPr>
-        <w:rPr>
-          <w:b/>
-          <w:bCs/>
-        </w:rPr>
         <w:sectPr>
           <w:pgSz w:w="11906" w:h="16838"/>
           <w:pgMar w:top="1440" w:right="1440" w:bottom="1440" w:left="1440" w:header="709" w:footer="709" w:gutter="0"/>
@@ -1837,21 +2550,7 @@
             <w:tcW w:w="2830" w:type="dxa"/>
           </w:tcPr>
           <w:p>
-            <w:pPr>
-              <w:rPr>
-                <w:b/>
-                <w:bCs/>
-                <w:sz w:val="32"/>
-                <w:szCs w:val="32"/>
-              </w:rPr>
-            </w:pPr>
             <w:r>
-              <w:rPr>
-                <w:b/>
-                <w:bCs/>
-                <w:sz w:val="32"/>
-                <w:szCs w:val="32"/>
-              </w:rPr>
               <w:t>Input</w:t>
             </w:r>
           </w:p>
@@ -1861,21 +2560,7 @@
             <w:tcW w:w="3119" w:type="dxa"/>
           </w:tcPr>
           <w:p>
-            <w:pPr>
-              <w:rPr>
-                <w:b/>
-                <w:bCs/>
-                <w:sz w:val="32"/>
-                <w:szCs w:val="32"/>
-              </w:rPr>
-            </w:pPr>
             <w:r>
-              <w:rPr>
-                <w:b/>
-                <w:bCs/>
-                <w:sz w:val="32"/>
-                <w:szCs w:val="32"/>
-              </w:rPr>
               <w:t>Location</w:t>
             </w:r>
           </w:p>
@@ -1885,21 +2570,7 @@
             <w:tcW w:w="4252" w:type="dxa"/>
           </w:tcPr>
           <w:p>
-            <w:pPr>
-              <w:rPr>
-                <w:b/>
-                <w:bCs/>
-                <w:sz w:val="32"/>
-                <w:szCs w:val="32"/>
-              </w:rPr>
-            </w:pPr>
             <w:r>
-              <w:rPr>
-                <w:b/>
-                <w:bCs/>
-                <w:sz w:val="32"/>
-                <w:szCs w:val="32"/>
-              </w:rPr>
               <w:t>Processing</w:t>
             </w:r>
           </w:p>
@@ -1909,21 +2580,7 @@
             <w:tcW w:w="4111" w:type="dxa"/>
           </w:tcPr>
           <w:p>
-            <w:pPr>
-              <w:rPr>
-                <w:b/>
-                <w:bCs/>
-                <w:sz w:val="32"/>
-                <w:szCs w:val="32"/>
-              </w:rPr>
-            </w:pPr>
             <w:r>
-              <w:rPr>
-                <w:b/>
-                <w:bCs/>
-                <w:sz w:val="32"/>
-                <w:szCs w:val="32"/>
-              </w:rPr>
               <w:t>Output</w:t>
             </w:r>
           </w:p>
@@ -1937,61 +2594,31 @@
           <w:tcPr>
             <w:tcW w:w="2830" w:type="dxa"/>
           </w:tcPr>
-          <w:p>
-            <w:pPr>
-              <w:rPr>
-                <w:sz w:val="24"/>
-                <w:szCs w:val="24"/>
-              </w:rPr>
-            </w:pPr>
-          </w:p>
+          <w:p/>
         </w:tc>
         <w:tc>
           <w:tcPr>
             <w:tcW w:w="3119" w:type="dxa"/>
           </w:tcPr>
-          <w:p>
-            <w:pPr>
-              <w:rPr>
-                <w:sz w:val="24"/>
-                <w:szCs w:val="24"/>
-              </w:rPr>
-            </w:pPr>
-          </w:p>
+          <w:p/>
         </w:tc>
         <w:tc>
           <w:tcPr>
             <w:tcW w:w="4252" w:type="dxa"/>
           </w:tcPr>
-          <w:p>
-            <w:pPr>
-              <w:rPr>
-                <w:sz w:val="24"/>
-                <w:szCs w:val="24"/>
-              </w:rPr>
-            </w:pPr>
-          </w:p>
+          <w:p/>
         </w:tc>
         <w:tc>
           <w:tcPr>
             <w:tcW w:w="4111" w:type="dxa"/>
           </w:tcPr>
-          <w:p>
-            <w:pPr>
-              <w:rPr>
-                <w:sz w:val="24"/>
-                <w:szCs w:val="24"/>
-              </w:rPr>
-            </w:pPr>
-          </w:p>
+          <w:p/>
         </w:tc>
       </w:tr>
     </w:tbl>
     <w:p>
       <w:pPr>
         <w:rPr>
-          <w:b/>
-          <w:bCs/>
           <w:sz w:val="56"/>
           <w:szCs w:val="56"/>
         </w:rPr>
@@ -2019,17 +2646,7 @@
     </w:p>
     <w:p/>
     <w:p>
-      <w:pPr>
-        <w:rPr>
-          <w:b/>
-          <w:bCs/>
-        </w:rPr>
-      </w:pPr>
-      <w:r>
-        <w:rPr>
-          <w:b/>
-          <w:bCs/>
-        </w:rPr>
+      <w:r>
         <w:br w:type="page"/>
       </w:r>
     </w:p>
@@ -2070,21 +2687,12 @@
           </w:tcPr>
           <w:p>
             <w:pPr>
-              <w:jc w:val="center"/>
               <w:rPr>
-                <w:rFonts w:ascii="Aptos Narrow" w:eastAsia="Times New Roman" w:hAnsi="Aptos Narrow" w:cs="Times New Roman"/>
-                <w:b/>
-                <w:bCs/>
-                <w:color w:val="FFFFFF"/>
                 <w:lang w:eastAsia="en-GB"/>
               </w:rPr>
             </w:pPr>
             <w:r>
               <w:rPr>
-                <w:rFonts w:ascii="Aptos Narrow" w:eastAsia="Times New Roman" w:hAnsi="Aptos Narrow" w:cs="Times New Roman"/>
-                <w:b/>
-                <w:bCs/>
-                <w:color w:val="FFFFFF"/>
                 <w:lang w:eastAsia="en-GB"/>
               </w:rPr>
               <w:t>Test No</w:t>
@@ -2100,21 +2708,12 @@
           </w:tcPr>
           <w:p>
             <w:pPr>
-              <w:jc w:val="center"/>
               <w:rPr>
-                <w:rFonts w:ascii="Aptos Narrow" w:eastAsia="Times New Roman" w:hAnsi="Aptos Narrow" w:cs="Times New Roman"/>
-                <w:b/>
-                <w:bCs/>
-                <w:color w:val="FFFFFF"/>
                 <w:lang w:eastAsia="en-GB"/>
               </w:rPr>
             </w:pPr>
             <w:r>
               <w:rPr>
-                <w:rFonts w:ascii="Aptos Narrow" w:eastAsia="Times New Roman" w:hAnsi="Aptos Narrow" w:cs="Times New Roman"/>
-                <w:b/>
-                <w:bCs/>
-                <w:color w:val="FFFFFF"/>
                 <w:lang w:eastAsia="en-GB"/>
               </w:rPr>
               <w:t>Test Purpose</w:t>
@@ -2130,21 +2729,12 @@
           </w:tcPr>
           <w:p>
             <w:pPr>
-              <w:jc w:val="center"/>
               <w:rPr>
-                <w:rFonts w:ascii="Aptos Narrow" w:eastAsia="Times New Roman" w:hAnsi="Aptos Narrow" w:cs="Times New Roman"/>
-                <w:b/>
-                <w:bCs/>
-                <w:color w:val="FFFFFF"/>
                 <w:lang w:eastAsia="en-GB"/>
               </w:rPr>
             </w:pPr>
             <w:r>
               <w:rPr>
-                <w:rFonts w:ascii="Aptos Narrow" w:eastAsia="Times New Roman" w:hAnsi="Aptos Narrow" w:cs="Times New Roman"/>
-                <w:b/>
-                <w:bCs/>
-                <w:color w:val="FFFFFF"/>
                 <w:lang w:eastAsia="en-GB"/>
               </w:rPr>
               <w:t>Test Steps</w:t>
@@ -2160,21 +2750,12 @@
           </w:tcPr>
           <w:p>
             <w:pPr>
-              <w:jc w:val="center"/>
               <w:rPr>
-                <w:rFonts w:ascii="Aptos Narrow" w:eastAsia="Times New Roman" w:hAnsi="Aptos Narrow" w:cs="Times New Roman"/>
-                <w:b/>
-                <w:bCs/>
-                <w:color w:val="FFFFFF"/>
                 <w:lang w:eastAsia="en-GB"/>
               </w:rPr>
             </w:pPr>
             <w:r>
               <w:rPr>
-                <w:rFonts w:ascii="Aptos Narrow" w:eastAsia="Times New Roman" w:hAnsi="Aptos Narrow" w:cs="Times New Roman"/>
-                <w:b/>
-                <w:bCs/>
-                <w:color w:val="FFFFFF"/>
                 <w:lang w:eastAsia="en-GB"/>
               </w:rPr>
               <w:t>Expected Output</w:t>
@@ -2190,21 +2771,12 @@
           </w:tcPr>
           <w:p>
             <w:pPr>
-              <w:jc w:val="center"/>
               <w:rPr>
-                <w:rFonts w:ascii="Aptos Narrow" w:eastAsia="Times New Roman" w:hAnsi="Aptos Narrow" w:cs="Times New Roman"/>
-                <w:b/>
-                <w:bCs/>
-                <w:color w:val="FFFFFF"/>
                 <w:lang w:eastAsia="en-GB"/>
               </w:rPr>
             </w:pPr>
             <w:r>
               <w:rPr>
-                <w:rFonts w:ascii="Aptos Narrow" w:eastAsia="Times New Roman" w:hAnsi="Aptos Narrow" w:cs="Times New Roman"/>
-                <w:b/>
-                <w:bCs/>
-                <w:color w:val="FFFFFF"/>
                 <w:lang w:eastAsia="en-GB"/>
               </w:rPr>
               <w:t>Real Output</w:t>
@@ -2220,21 +2792,12 @@
           </w:tcPr>
           <w:p>
             <w:pPr>
-              <w:jc w:val="center"/>
               <w:rPr>
-                <w:rFonts w:ascii="Aptos Narrow" w:eastAsia="Times New Roman" w:hAnsi="Aptos Narrow" w:cs="Times New Roman"/>
-                <w:b/>
-                <w:bCs/>
-                <w:color w:val="FFFFFF"/>
                 <w:lang w:eastAsia="en-GB"/>
               </w:rPr>
             </w:pPr>
             <w:r>
               <w:rPr>
-                <w:rFonts w:ascii="Aptos Narrow" w:eastAsia="Times New Roman" w:hAnsi="Aptos Narrow" w:cs="Times New Roman"/>
-                <w:b/>
-                <w:bCs/>
-                <w:color w:val="FFFFFF"/>
                 <w:lang w:eastAsia="en-GB"/>
               </w:rPr>
               <w:t>Pass/Fail</w:t>
@@ -2250,21 +2813,12 @@
           </w:tcPr>
           <w:p>
             <w:pPr>
-              <w:jc w:val="center"/>
               <w:rPr>
-                <w:rFonts w:ascii="Aptos Narrow" w:eastAsia="Times New Roman" w:hAnsi="Aptos Narrow" w:cs="Times New Roman"/>
-                <w:b/>
-                <w:bCs/>
-                <w:color w:val="FFFFFF"/>
                 <w:lang w:eastAsia="en-GB"/>
               </w:rPr>
             </w:pPr>
             <w:r>
               <w:rPr>
-                <w:rFonts w:ascii="Aptos Narrow" w:eastAsia="Times New Roman" w:hAnsi="Aptos Narrow" w:cs="Times New Roman"/>
-                <w:b/>
-                <w:bCs/>
-                <w:color w:val="FFFFFF"/>
                 <w:lang w:eastAsia="en-GB"/>
               </w:rPr>
               <w:t>Comment</w:t>
@@ -2284,9 +2838,7 @@
           </w:tcPr>
           <w:p>
             <w:pPr>
-              <w:jc w:val="center"/>
               <w:rPr>
-                <w:rFonts w:ascii="Aptos Narrow" w:eastAsia="Times New Roman" w:hAnsi="Aptos Narrow" w:cs="Times New Roman"/>
                 <w:lang w:eastAsia="en-GB"/>
               </w:rPr>
             </w:pPr>
@@ -2300,9 +2852,7 @@
           </w:tcPr>
           <w:p>
             <w:pPr>
-              <w:jc w:val="center"/>
               <w:rPr>
-                <w:rFonts w:ascii="Aptos Narrow" w:eastAsia="Times New Roman" w:hAnsi="Aptos Narrow" w:cs="Times New Roman"/>
                 <w:lang w:eastAsia="en-GB"/>
               </w:rPr>
             </w:pPr>
@@ -2316,9 +2866,7 @@
           </w:tcPr>
           <w:p>
             <w:pPr>
-              <w:jc w:val="center"/>
               <w:rPr>
-                <w:rFonts w:ascii="Aptos Narrow" w:eastAsia="Times New Roman" w:hAnsi="Aptos Narrow" w:cs="Times New Roman"/>
                 <w:lang w:eastAsia="en-GB"/>
               </w:rPr>
             </w:pPr>
@@ -2332,9 +2880,7 @@
           </w:tcPr>
           <w:p>
             <w:pPr>
-              <w:jc w:val="center"/>
               <w:rPr>
-                <w:rFonts w:ascii="Aptos Narrow" w:eastAsia="Times New Roman" w:hAnsi="Aptos Narrow" w:cs="Times New Roman"/>
                 <w:lang w:eastAsia="en-GB"/>
               </w:rPr>
             </w:pPr>
@@ -2348,9 +2894,7 @@
           </w:tcPr>
           <w:p>
             <w:pPr>
-              <w:jc w:val="center"/>
               <w:rPr>
-                <w:rFonts w:ascii="Aptos Narrow" w:eastAsia="Times New Roman" w:hAnsi="Aptos Narrow" w:cs="Times New Roman"/>
                 <w:lang w:eastAsia="en-GB"/>
               </w:rPr>
             </w:pPr>
@@ -2364,9 +2908,7 @@
           </w:tcPr>
           <w:p>
             <w:pPr>
-              <w:jc w:val="center"/>
               <w:rPr>
-                <w:rFonts w:ascii="Aptos Narrow" w:eastAsia="Times New Roman" w:hAnsi="Aptos Narrow" w:cs="Times New Roman"/>
                 <w:lang w:eastAsia="en-GB"/>
               </w:rPr>
             </w:pPr>
@@ -2380,9 +2922,7 @@
           </w:tcPr>
           <w:p>
             <w:pPr>
-              <w:jc w:val="center"/>
               <w:rPr>
-                <w:rFonts w:ascii="Aptos Narrow" w:eastAsia="Times New Roman" w:hAnsi="Aptos Narrow" w:cs="Times New Roman"/>
                 <w:lang w:eastAsia="en-GB"/>
               </w:rPr>
             </w:pPr>
@@ -2424,17 +2964,7 @@
       </w:r>
     </w:p>
     <w:p>
-      <w:pPr>
-        <w:rPr>
-          <w:b/>
-          <w:bCs/>
-        </w:rPr>
-      </w:pPr>
-      <w:r>
-        <w:rPr>
-          <w:b/>
-          <w:bCs/>
-        </w:rPr>
+      <w:r>
         <w:br w:type="page"/>
       </w:r>
     </w:p>
@@ -2448,17 +2978,7 @@
       </w:r>
     </w:p>
     <w:p>
-      <w:pPr>
-        <w:rPr>
-          <w:b/>
-          <w:bCs/>
-        </w:rPr>
-      </w:pPr>
-      <w:r>
-        <w:rPr>
-          <w:b/>
-          <w:bCs/>
-        </w:rPr>
+      <w:r>
         <w:br w:type="page"/>
       </w:r>
     </w:p>
@@ -2489,26 +3009,9 @@
         <w:t>Objectives:</w:t>
       </w:r>
     </w:p>
-    <w:p>
-      <w:pPr>
-        <w:rPr>
-          <w:b/>
-          <w:bCs/>
-        </w:rPr>
-      </w:pPr>
-    </w:p>
-    <w:p>
-      <w:pPr>
-        <w:rPr>
-          <w:b/>
-          <w:bCs/>
-        </w:rPr>
-      </w:pPr>
-      <w:r>
-        <w:rPr>
-          <w:b/>
-          <w:bCs/>
-        </w:rPr>
+    <w:p/>
+    <w:p>
+      <w:r>
         <w:br w:type="page"/>
       </w:r>
     </w:p>
@@ -2533,16 +3036,8 @@
           <w:ilvl w:val="0"/>
           <w:numId w:val="16"/>
         </w:numPr>
-        <w:rPr>
-          <w:b/>
-          <w:bCs/>
-        </w:rPr>
-      </w:pPr>
-      <w:r>
-        <w:rPr>
-          <w:b/>
-          <w:bCs/>
-        </w:rPr>
+      </w:pPr>
+      <w:r>
         <w:br w:type="page"/>
       </w:r>
     </w:p>
@@ -2587,23 +3082,7 @@
             <w:shd w:val="clear" w:color="auto" w:fill="000000" w:themeFill="text1"/>
           </w:tcPr>
           <w:p>
-            <w:pPr>
-              <w:rPr>
-                <w:b/>
-                <w:bCs/>
-                <w:color w:val="FFFFFF" w:themeColor="background1"/>
-                <w:sz w:val="28"/>
-                <w:szCs w:val="28"/>
-              </w:rPr>
-            </w:pPr>
             <w:r>
-              <w:rPr>
-                <w:b/>
-                <w:bCs/>
-                <w:color w:val="FFFFFF" w:themeColor="background1"/>
-                <w:sz w:val="28"/>
-                <w:szCs w:val="28"/>
-              </w:rPr>
               <w:t>Key Word</w:t>
             </w:r>
           </w:p>
@@ -2614,23 +3093,7 @@
             <w:shd w:val="clear" w:color="auto" w:fill="000000" w:themeFill="text1"/>
           </w:tcPr>
           <w:p>
-            <w:pPr>
-              <w:rPr>
-                <w:b/>
-                <w:bCs/>
-                <w:color w:val="FFFFFF" w:themeColor="background1"/>
-                <w:sz w:val="28"/>
-                <w:szCs w:val="28"/>
-              </w:rPr>
-            </w:pPr>
             <w:r>
-              <w:rPr>
-                <w:b/>
-                <w:bCs/>
-                <w:color w:val="FFFFFF" w:themeColor="background1"/>
-                <w:sz w:val="28"/>
-                <w:szCs w:val="28"/>
-              </w:rPr>
               <w:t>Definition</w:t>
             </w:r>
           </w:p>
@@ -2776,7 +3239,6 @@
         <w:docPartUnique/>
       </w:docPartObj>
     </w:sdtPr>
-    <w:sdtEndPr/>
     <w:sdtContent>
       <w:p>
         <w:pPr>
@@ -5620,7 +6082,11 @@
   <w:style w:type="paragraph" w:default="1" w:styleId="Normal">
     <w:name w:val="Normal"/>
     <w:qFormat/>
-    <w:rsid w:val="003B198D"/>
+    <w:rsid w:val="0030635C"/>
+    <w:rPr>
+      <w:sz w:val="20"/>
+      <w:szCs w:val="20"/>
+    </w:rPr>
   </w:style>
   <w:style w:type="paragraph" w:styleId="Heading1">
     <w:name w:val="heading 1"/>
